--- a/docs/GO-TO-MARKET-MarketWar-OS.docx
+++ b/docs/GO-TO-MARKET-MarketWar-OS.docx
@@ -67,7 +67,7 @@
           <w:sz w:val="20"/>
           <w:szCs w:val="20"/>
         </w:rPr>
-        <w:t xml:space="preserve">Prepared 2026-08-18. Prices and guardrail figures are read from the platform's own source at build time.</w:t>
+        <w:t xml:space="preserve">Prepared 2026-08-23. Prices and guardrail figures are read from the platform's own source at build time.</w:t>
       </w:r>
     </w:p>
     <w:p>
